--- a/enonces/par_module/ITF_enonces.docx
+++ b/enonces/par_module/ITF_enonces.docx
@@ -2395,6 +2395,7 @@
     </w:p>
     <w:p>
       <w:pPr>
+        <w:keepNext/>
         <w:keepLines/>
         <w:shd w:fill="F2F2F2" w:val="clear"/>
         <w:spacing w:after="0" w:before="100"/>
@@ -2412,6 +2413,7 @@
     </w:p>
     <w:p>
       <w:pPr>
+        <w:keepNext/>
         <w:keepLines/>
         <w:shd w:fill="F2F2F2" w:val="clear"/>
         <w:spacing w:after="0" w:before="0"/>
@@ -2429,6 +2431,7 @@
     </w:p>
     <w:p>
       <w:pPr>
+        <w:keepNext/>
         <w:keepLines/>
         <w:shd w:fill="F2F2F2" w:val="clear"/>
         <w:spacing w:after="0" w:before="0"/>
@@ -2446,6 +2449,7 @@
     </w:p>
     <w:p>
       <w:pPr>
+        <w:keepNext/>
         <w:keepLines/>
         <w:shd w:fill="F2F2F2" w:val="clear"/>
         <w:spacing w:after="0" w:before="0"/>
@@ -2463,6 +2467,7 @@
     </w:p>
     <w:p>
       <w:pPr>
+        <w:keepNext/>
         <w:keepLines/>
         <w:shd w:fill="F2F2F2" w:val="clear"/>
         <w:spacing w:after="0" w:before="0"/>
@@ -2480,6 +2485,7 @@
     </w:p>
     <w:p>
       <w:pPr>
+        <w:keepNext/>
         <w:keepLines/>
         <w:shd w:fill="F2F2F2" w:val="clear"/>
         <w:spacing w:after="0" w:before="0"/>
@@ -2497,6 +2503,7 @@
     </w:p>
     <w:p>
       <w:pPr>
+        <w:keepNext/>
         <w:keepLines/>
         <w:shd w:fill="F2F2F2" w:val="clear"/>
         <w:spacing w:after="0" w:before="0"/>
@@ -2514,6 +2521,7 @@
     </w:p>
     <w:p>
       <w:pPr>
+        <w:keepNext w:val="false"/>
         <w:keepLines/>
         <w:shd w:fill="F2F2F2" w:val="clear"/>
         <w:spacing w:after="160" w:before="0"/>
@@ -3084,6 +3092,7 @@
     </w:p>
     <w:p>
       <w:pPr>
+        <w:keepNext/>
         <w:keepLines/>
         <w:shd w:fill="F2F2F2" w:val="clear"/>
         <w:spacing w:after="0" w:before="100"/>
@@ -3101,6 +3110,7 @@
     </w:p>
     <w:p>
       <w:pPr>
+        <w:keepNext w:val="false"/>
         <w:keepLines/>
         <w:shd w:fill="F2F2F2" w:val="clear"/>
         <w:spacing w:after="160" w:before="0"/>
@@ -3667,6 +3677,7 @@
     </w:p>
     <w:p>
       <w:pPr>
+        <w:keepNext w:val="false"/>
         <w:keepLines/>
         <w:shd w:fill="F2F2F2" w:val="clear"/>
         <w:spacing w:after="160" w:before="100"/>
@@ -4073,7 +4084,7 @@
         <w:szCs w:val="18"/>
         <w:color w:val="595959"/>
       </w:rPr>
-      <w:t xml:space="preserve">ITF_enonces </w:t>
+      <w:t xml:space="preserve">ITF </w:t>
     </w:r>
     <w:r>
       <w:fldChar w:fldCharType="begin"/>
@@ -4108,7 +4119,7 @@
       <w:fldChar w:fldCharType="separate"/>
     </w:r>
     <w:r>
-      <w:t>6</w:t>
+      <w:t>7</w:t>
     </w:r>
     <w:r>
       <w:fldChar w:fldCharType="end"/>
